--- a/docs/03_Operation_Manual.docx
+++ b/docs/03_Operation_Manual.docx
@@ -165,7 +165,7 @@
                 <w:color w:val="1C2B3A"/>
                 <w:sz w:val="22"/>
               </w:rPr>
-              <w:t>v1.0</w:t>
+              <w:t>v1.1</w:t>
             </w:r>
           </w:p>
         </w:tc>
@@ -201,7 +201,7 @@
                 <w:color w:val="1C2B3A"/>
                 <w:sz w:val="22"/>
               </w:rPr>
-              <w:t>1 August 2026</w:t>
+              <w:t>2 August 2026</w:t>
             </w:r>
           </w:p>
         </w:tc>
@@ -309,7 +309,7 @@
                 <w:color w:val="1C2B3A"/>
                 <w:sz w:val="22"/>
               </w:rPr>
-              <w:t>P3MAI Method Map (PRINCE2 7)</w:t>
+              <w:t>P3MAI Method Map (PRINCE2 7 · MSP 5th ed · SAFe 6.0 Essential)</w:t>
             </w:r>
           </w:p>
         </w:tc>
@@ -488,6 +488,76 @@
                 <w:sz w:val="20"/>
               </w:rPr>
               <w:t>Initial issue</w:t>
+            </w:r>
+          </w:p>
+        </w:tc>
+      </w:tr>
+      <w:tr>
+        <w:tc>
+          <w:tcPr>
+            <w:tcW w:type="dxa" w:w="2353"/>
+          </w:tcPr>
+          <w:p>
+            <w:r>
+              <w:rPr>
+                <w:rFonts w:ascii="Segoe UI" w:hAnsi="Segoe UI" w:cs="Segoe UI"/>
+                <w:b w:val="0"/>
+                <w:i w:val="0"/>
+                <w:color w:val="1C2B3A"/>
+                <w:sz w:val="20"/>
+              </w:rPr>
+              <w:t>v1.1</w:t>
+            </w:r>
+          </w:p>
+        </w:tc>
+        <w:tc>
+          <w:tcPr>
+            <w:tcW w:type="dxa" w:w="2353"/>
+          </w:tcPr>
+          <w:p>
+            <w:r>
+              <w:rPr>
+                <w:rFonts w:ascii="Segoe UI" w:hAnsi="Segoe UI" w:cs="Segoe UI"/>
+                <w:b w:val="0"/>
+                <w:i w:val="0"/>
+                <w:color w:val="1C2B3A"/>
+                <w:sz w:val="20"/>
+              </w:rPr>
+              <w:t>2026-08-02</w:t>
+            </w:r>
+          </w:p>
+        </w:tc>
+        <w:tc>
+          <w:tcPr>
+            <w:tcW w:type="dxa" w:w="2353"/>
+          </w:tcPr>
+          <w:p>
+            <w:r>
+              <w:rPr>
+                <w:rFonts w:ascii="Segoe UI" w:hAnsi="Segoe UI" w:cs="Segoe UI"/>
+                <w:b w:val="0"/>
+                <w:i w:val="0"/>
+                <w:color w:val="1C2B3A"/>
+                <w:sz w:val="20"/>
+              </w:rPr>
+              <w:t>Douglas Colvin</w:t>
+            </w:r>
+          </w:p>
+        </w:tc>
+        <w:tc>
+          <w:tcPr>
+            <w:tcW w:type="dxa" w:w="2353"/>
+          </w:tcPr>
+          <w:p>
+            <w:r>
+              <w:rPr>
+                <w:rFonts w:ascii="Segoe UI" w:hAnsi="Segoe UI" w:cs="Segoe UI"/>
+                <w:b w:val="0"/>
+                <w:i w:val="0"/>
+                <w:color w:val="1C2B3A"/>
+                <w:sz w:val="20"/>
+              </w:rPr>
+              <w:t>Multi-framework update: MSP and SAFe services; one-service-per-framework Blueprint; FRAMEWORK_KEY seeding; front-door (apps-gateway) routing; runbook for adding a framework deployment.</w:t>
             </w:r>
           </w:p>
         </w:tc>
@@ -757,7 +827,7 @@
                 <w:color w:val="1C2B3A"/>
                 <w:sz w:val="19"/>
               </w:rPr>
-              <w:t>github.com/DRC63/method-map (private, DRC63)</w:t>
+              <w:t>github.com/DRC63/method-map (private, DRC63); front door: github.com/DRC63/apps-gateway</w:t>
             </w:r>
           </w:p>
         </w:tc>
@@ -793,7 +863,7 @@
                 <w:color w:val="1C2B3A"/>
                 <w:sz w:val="19"/>
               </w:rPr>
-              <w:t>Render Docker web service — Starter plan, Oregon region</w:t>
+              <w:t>Render Docker web services, Starter plan, Oregon — one per framework</w:t>
             </w:r>
           </w:p>
         </w:tc>
@@ -813,7 +883,7 @@
                 <w:color w:val="1C2B3A"/>
                 <w:sz w:val="19"/>
               </w:rPr>
-              <w:t>Live URL</w:t>
+              <w:t>Frameworks / services</w:t>
             </w:r>
           </w:p>
         </w:tc>
@@ -831,7 +901,7 @@
                 <w:color w:val="1C2B3A"/>
                 <w:sz w:val="19"/>
               </w:rPr>
-              <w:t>https://method-map.onrender.com</w:t>
+              <w:t>prince2-7 → method-map · msp-5 → msp-method-map · safe-essential → safe-method-map</w:t>
             </w:r>
           </w:p>
         </w:tc>
@@ -850,7 +920,7 @@
                 <w:color w:val="1C2B3A"/>
                 <w:sz w:val="19"/>
               </w:rPr>
-              <w:t>Custom domain</w:t>
+              <w:t>Live URLs</w:t>
             </w:r>
           </w:p>
         </w:tc>
@@ -867,7 +937,7 @@
                 <w:color w:val="1C2B3A"/>
                 <w:sz w:val="19"/>
               </w:rPr>
-              <w:t>prince2.p3mai.com (pending DNS CNAME)</w:t>
+              <w:t>apps.p3mai.com/prince2 · /msp · /safe (each also &lt;service&gt;.onrender.com)</w:t>
             </w:r>
           </w:p>
         </w:tc>
@@ -887,6 +957,43 @@
                 <w:color w:val="1C2B3A"/>
                 <w:sz w:val="19"/>
               </w:rPr>
+              <w:t>Front door</w:t>
+            </w:r>
+          </w:p>
+        </w:tc>
+        <w:tc>
+          <w:tcPr>
+            <w:tcW w:type="dxa" w:w="6746"/>
+            <w:shd w:val="clear" w:fill="F3F6FA"/>
+          </w:tcPr>
+          <w:p>
+            <w:r>
+              <w:rPr>
+                <w:rFonts w:ascii="Segoe UI" w:hAnsi="Segoe UI" w:cs="Segoe UI"/>
+                <w:b w:val="0"/>
+                <w:i w:val="0"/>
+                <w:color w:val="1C2B3A"/>
+                <w:sz w:val="19"/>
+              </w:rPr>
+              <w:t>apps.p3mai.com — Node reverse proxy strips the slug and forwards to each service</w:t>
+            </w:r>
+          </w:p>
+        </w:tc>
+      </w:tr>
+      <w:tr>
+        <w:tc>
+          <w:tcPr>
+            <w:tcW w:type="dxa" w:w="2041"/>
+          </w:tcPr>
+          <w:p>
+            <w:r>
+              <w:rPr>
+                <w:rFonts w:ascii="Segoe UI" w:hAnsi="Segoe UI" w:cs="Segoe UI"/>
+                <w:b w:val="0"/>
+                <w:i w:val="0"/>
+                <w:color w:val="1C2B3A"/>
+                <w:sz w:val="19"/>
+              </w:rPr>
               <w:t>Database</w:t>
             </w:r>
           </w:p>
@@ -894,7 +1001,6 @@
         <w:tc>
           <w:tcPr>
             <w:tcW w:type="dxa" w:w="6746"/>
-            <w:shd w:val="clear" w:fill="F3F6FA"/>
           </w:tcPr>
           <w:p>
             <w:r>
@@ -914,6 +1020,7 @@
         <w:tc>
           <w:tcPr>
             <w:tcW w:type="dxa" w:w="2041"/>
+            <w:shd w:val="clear" w:fill="F3F6FA"/>
           </w:tcPr>
           <w:p>
             <w:r>
@@ -931,6 +1038,7 @@
         <w:tc>
           <w:tcPr>
             <w:tcW w:type="dxa" w:w="6746"/>
+            <w:shd w:val="clear" w:fill="F3F6FA"/>
           </w:tcPr>
           <w:p>
             <w:r>
@@ -941,7 +1049,7 @@
                 <w:color w:val="1C2B3A"/>
                 <w:sz w:val="19"/>
               </w:rPr>
-              <w:t>backend 8002, frontend 5175</w:t>
+              <w:t>backend 8002, frontend 5175 (one framework at a time, via FRAMEWORK_KEY)</w:t>
             </w:r>
           </w:p>
         </w:tc>
@@ -1048,7 +1156,7 @@
         </w:tc>
         <w:tc>
           <w:tcPr>
-            <w:tcW w:type="dxa" w:w="2494"/>
+            <w:tcW w:type="dxa" w:w="2268"/>
             <w:shd w:val="clear" w:fill="0B2545"/>
           </w:tcPr>
           <w:p>
@@ -1066,7 +1174,7 @@
         </w:tc>
         <w:tc>
           <w:tcPr>
-            <w:tcW w:type="dxa" w:w="4252"/>
+            <w:tcW w:type="dxa" w:w="4479"/>
             <w:shd w:val="clear" w:fill="0B2545"/>
           </w:tcPr>
           <w:p>
@@ -1097,13 +1205,122 @@
                 <w:color w:val="1C2B3A"/>
                 <w:sz w:val="19"/>
               </w:rPr>
+              <w:t>FRAMEWORK_KEY</w:t>
+            </w:r>
+          </w:p>
+        </w:tc>
+        <w:tc>
+          <w:tcPr>
+            <w:tcW w:type="dxa" w:w="2268"/>
+          </w:tcPr>
+          <w:p>
+            <w:r>
+              <w:rPr>
+                <w:rFonts w:ascii="Segoe UI" w:hAnsi="Segoe UI" w:cs="Segoe UI"/>
+                <w:b w:val="0"/>
+                <w:i w:val="0"/>
+                <w:color w:val="1C2B3A"/>
+                <w:sz w:val="19"/>
+              </w:rPr>
+              <w:t>(unset)</w:t>
+            </w:r>
+          </w:p>
+        </w:tc>
+        <w:tc>
+          <w:tcPr>
+            <w:tcW w:type="dxa" w:w="4479"/>
+          </w:tcPr>
+          <w:p>
+            <w:r>
+              <w:rPr>
+                <w:rFonts w:ascii="Segoe UI" w:hAnsi="Segoe UI" w:cs="Segoe UI"/>
+                <w:b w:val="0"/>
+                <w:i w:val="0"/>
+                <w:color w:val="1C2B3A"/>
+                <w:sz w:val="19"/>
+              </w:rPr>
+              <w:t>Which framework this deployment seeds + serves (prince2-7 / msp-5 / safe-essential). Unset = seed all (local dev).</w:t>
+            </w:r>
+          </w:p>
+        </w:tc>
+      </w:tr>
+      <w:tr>
+        <w:tc>
+          <w:tcPr>
+            <w:tcW w:type="dxa" w:w="2041"/>
+            <w:shd w:val="clear" w:fill="F3F6FA"/>
+          </w:tcPr>
+          <w:p>
+            <w:r>
+              <w:rPr>
+                <w:rFonts w:ascii="Segoe UI" w:hAnsi="Segoe UI" w:cs="Segoe UI"/>
+                <w:b w:val="0"/>
+                <w:i w:val="0"/>
+                <w:color w:val="1C2B3A"/>
+                <w:sz w:val="19"/>
+              </w:rPr>
+              <w:t>APP_BASE</w:t>
+            </w:r>
+          </w:p>
+        </w:tc>
+        <w:tc>
+          <w:tcPr>
+            <w:tcW w:type="dxa" w:w="2268"/>
+            <w:shd w:val="clear" w:fill="F3F6FA"/>
+          </w:tcPr>
+          <w:p>
+            <w:r>
+              <w:rPr>
+                <w:rFonts w:ascii="Segoe UI" w:hAnsi="Segoe UI" w:cs="Segoe UI"/>
+                <w:b w:val="0"/>
+                <w:i w:val="0"/>
+                <w:color w:val="1C2B3A"/>
+                <w:sz w:val="19"/>
+              </w:rPr>
+              <w:t>/</w:t>
+            </w:r>
+          </w:p>
+        </w:tc>
+        <w:tc>
+          <w:tcPr>
+            <w:tcW w:type="dxa" w:w="4479"/>
+            <w:shd w:val="clear" w:fill="F3F6FA"/>
+          </w:tcPr>
+          <w:p>
+            <w:r>
+              <w:rPr>
+                <w:rFonts w:ascii="Segoe UI" w:hAnsi="Segoe UI" w:cs="Segoe UI"/>
+                <w:b w:val="0"/>
+                <w:i w:val="0"/>
+                <w:color w:val="1C2B3A"/>
+                <w:sz w:val="19"/>
+              </w:rPr>
+              <w:t>Build-time base path the SPA is built under (/prince2/, /msp/, /safe/) so it works behind the front door.</w:t>
+            </w:r>
+          </w:p>
+        </w:tc>
+      </w:tr>
+      <w:tr>
+        <w:tc>
+          <w:tcPr>
+            <w:tcW w:type="dxa" w:w="2041"/>
+          </w:tcPr>
+          <w:p>
+            <w:r>
+              <w:rPr>
+                <w:rFonts w:ascii="Segoe UI" w:hAnsi="Segoe UI" w:cs="Segoe UI"/>
+                <w:b w:val="0"/>
+                <w:i w:val="0"/>
+                <w:color w:val="1C2B3A"/>
+                <w:sz w:val="19"/>
+              </w:rPr>
               <w:t>ADMIN_PASSWORD</w:t>
             </w:r>
           </w:p>
         </w:tc>
         <w:tc>
           <w:tcPr>
-            <w:tcW w:type="dxa" w:w="2494"/>
+            <w:tcW w:type="dxa" w:w="2268"/>
           </w:tcPr>
           <w:p>
             <w:r>
@@ -1120,7 +1337,7 @@
         </w:tc>
         <w:tc>
           <w:tcPr>
-            <w:tcW w:type="dxa" w:w="4252"/>
+            <w:tcW w:type="dxa" w:w="4479"/>
           </w:tcPr>
           <w:p>
             <w:r>
@@ -1131,7 +1348,7 @@
                 <w:color w:val="1C2B3A"/>
                 <w:sz w:val="19"/>
               </w:rPr>
-              <w:t>Unlocks authoring mode. CHANGE for any real deployment.</w:t>
+              <w:t>Unlocks authoring mode. CHANGE for any real deployment; set per-service.</w:t>
             </w:r>
           </w:p>
         </w:tc>
@@ -1157,7 +1374,7 @@
         </w:tc>
         <w:tc>
           <w:tcPr>
-            <w:tcW w:type="dxa" w:w="2494"/>
+            <w:tcW w:type="dxa" w:w="2268"/>
             <w:shd w:val="clear" w:fill="F3F6FA"/>
           </w:tcPr>
           <w:p>
@@ -1175,7 +1392,7 @@
         </w:tc>
         <w:tc>
           <w:tcPr>
-            <w:tcW w:type="dxa" w:w="4252"/>
+            <w:tcW w:type="dxa" w:w="4479"/>
             <w:shd w:val="clear" w:fill="F3F6FA"/>
           </w:tcPr>
           <w:p>
@@ -1212,7 +1429,7 @@
         </w:tc>
         <w:tc>
           <w:tcPr>
-            <w:tcW w:type="dxa" w:w="2494"/>
+            <w:tcW w:type="dxa" w:w="2268"/>
           </w:tcPr>
           <w:p>
             <w:r>
@@ -1229,7 +1446,7 @@
         </w:tc>
         <w:tc>
           <w:tcPr>
-            <w:tcW w:type="dxa" w:w="4252"/>
+            <w:tcW w:type="dxa" w:w="4479"/>
           </w:tcPr>
           <w:p>
             <w:r>
@@ -1266,7 +1483,7 @@
         </w:tc>
         <w:tc>
           <w:tcPr>
-            <w:tcW w:type="dxa" w:w="2494"/>
+            <w:tcW w:type="dxa" w:w="2268"/>
             <w:shd w:val="clear" w:fill="F3F6FA"/>
           </w:tcPr>
           <w:p>
@@ -1284,7 +1501,7 @@
         </w:tc>
         <w:tc>
           <w:tcPr>
-            <w:tcW w:type="dxa" w:w="4252"/>
+            <w:tcW w:type="dxa" w:w="4479"/>
             <w:shd w:val="clear" w:fill="F3F6FA"/>
           </w:tcPr>
           <w:p>
@@ -1297,6 +1514,51 @@
                 <w:sz w:val="19"/>
               </w:rPr>
               <w:t>Set by Render automatically; the container binds to it.</w:t>
+            </w:r>
+          </w:p>
+        </w:tc>
+      </w:tr>
+    </w:tbl>
+    <w:p/>
+    <w:tbl>
+      <w:tblPr>
+        <w:tblW w:type="auto" w:w="0"/>
+        <w:tblLook w:firstColumn="1" w:firstRow="1" w:lastColumn="0" w:lastRow="0" w:noHBand="0" w:noVBand="1" w:val="04A0"/>
+      </w:tblPr>
+      <w:tblGrid>
+        <w:gridCol w:w="9412"/>
+      </w:tblGrid>
+      <w:tr>
+        <w:tc>
+          <w:tcPr>
+            <w:tcW w:type="dxa" w:w="9412"/>
+            <w:shd w:val="clear" w:fill="EAF2FB"/>
+            <w:tcBorders>
+              <w:left w:val="single" w:sz="36" w:color="0B2545"/>
+            </w:tcBorders>
+          </w:tcPr>
+          <w:p>
+            <w:r>
+              <w:rPr>
+                <w:rFonts w:ascii="Segoe UI Semibold" w:hAnsi="Segoe UI Semibold" w:cs="Segoe UI Semibold"/>
+                <w:b/>
+                <w:i w:val="0"/>
+                <w:color w:val="0B2545"/>
+                <w:sz w:val="21"/>
+              </w:rPr>
+              <w:t>🔒  FRAMEWORK_KEY is per-service</w:t>
+            </w:r>
+          </w:p>
+          <w:p>
+            <w:r>
+              <w:rPr>
+                <w:rFonts w:ascii="Segoe UI" w:hAnsi="Segoe UI" w:cs="Segoe UI"/>
+                <w:b w:val="0"/>
+                <w:i w:val="0"/>
+                <w:color w:val="1C2B3A"/>
+                <w:sz w:val="20"/>
+              </w:rPr>
+              <w:t>Each Render service pins one FRAMEWORK_KEY, so its ephemeral DB auto-seeds exactly one framework. Locally, leaving it unset seeds all three; setting it (e.g. for a review) seeds just that one — delete methodmap.db first so the empty-DB boot re-seed runs.</w:t>
             </w:r>
           </w:p>
         </w:tc>
@@ -1744,7 +2006,7 @@
           <w:color w:val="1C2B3A"/>
           <w:sz w:val="22"/>
         </w:rPr>
-        <w:t xml:space="preserve">On boot, if the database has no frameworks, the app loads every </w:t>
+        <w:t xml:space="preserve">On boot, if the database has no frameworks, the app loads the bundled </w:t>
       </w:r>
       <w:r>
         <w:rPr>
@@ -1764,7 +2026,7 @@
           <w:color w:val="1C2B3A"/>
           <w:sz w:val="22"/>
         </w:rPr>
-        <w:t xml:space="preserve"> file in </w:t>
+        <w:t xml:space="preserve"> files in </w:t>
       </w:r>
       <w:r>
         <w:rPr>
@@ -1784,7 +2046,7 @@
           <w:color w:val="1C2B3A"/>
           <w:sz w:val="22"/>
         </w:rPr>
-        <w:t xml:space="preserve"> (currently just </w:t>
+        <w:t xml:space="preserve"> — </w:t>
       </w:r>
       <w:r>
         <w:rPr>
@@ -1804,7 +2066,67 @@
           <w:color w:val="1C2B3A"/>
           <w:sz w:val="22"/>
         </w:rPr>
-        <w:t>). This is idempotent and is how a fresh or restarted container comes up populated.</w:t>
+        <w:t xml:space="preserve">, </w:t>
+      </w:r>
+      <w:r>
+        <w:rPr>
+          <w:rFonts w:ascii="Consolas" w:hAnsi="Consolas" w:cs="Consolas"/>
+          <w:b w:val="0"/>
+          <w:i w:val="0"/>
+          <w:color w:val="1B3F6E"/>
+          <w:sz w:val="21"/>
+        </w:rPr>
+        <w:t>msp-5.json</w:t>
+      </w:r>
+      <w:r>
+        <w:rPr>
+          <w:rFonts w:ascii="Segoe UI" w:hAnsi="Segoe UI" w:cs="Segoe UI"/>
+          <w:b w:val="0"/>
+          <w:i w:val="0"/>
+          <w:color w:val="1C2B3A"/>
+          <w:sz w:val="22"/>
+        </w:rPr>
+        <w:t xml:space="preserve"> and </w:t>
+      </w:r>
+      <w:r>
+        <w:rPr>
+          <w:rFonts w:ascii="Consolas" w:hAnsi="Consolas" w:cs="Consolas"/>
+          <w:b w:val="0"/>
+          <w:i w:val="0"/>
+          <w:color w:val="1B3F6E"/>
+          <w:sz w:val="21"/>
+        </w:rPr>
+        <w:t>safe-essential.json</w:t>
+      </w:r>
+      <w:r>
+        <w:rPr>
+          <w:rFonts w:ascii="Segoe UI" w:hAnsi="Segoe UI" w:cs="Segoe UI"/>
+          <w:b w:val="0"/>
+          <w:i w:val="0"/>
+          <w:color w:val="1C2B3A"/>
+          <w:sz w:val="22"/>
+        </w:rPr>
+        <w:t xml:space="preserve">. If </w:t>
+      </w:r>
+      <w:r>
+        <w:rPr>
+          <w:rFonts w:ascii="Consolas" w:hAnsi="Consolas" w:cs="Consolas"/>
+          <w:b w:val="0"/>
+          <w:i w:val="0"/>
+          <w:color w:val="1B3F6E"/>
+          <w:sz w:val="21"/>
+        </w:rPr>
+        <w:t>FRAMEWORK_KEY</w:t>
+      </w:r>
+      <w:r>
+        <w:rPr>
+          <w:rFonts w:ascii="Segoe UI" w:hAnsi="Segoe UI" w:cs="Segoe UI"/>
+          <w:b w:val="0"/>
+          <w:i w:val="0"/>
+          <w:color w:val="1C2B3A"/>
+          <w:sz w:val="22"/>
+        </w:rPr>
+        <w:t xml:space="preserve"> is set (as on each production service) only that one is seeded; unset (local dev) seeds all three. This is idempotent and is how a fresh or restarted container comes up populated.</w:t>
       </w:r>
     </w:p>
     <w:p>
@@ -2185,7 +2507,7 @@
           <w:color w:val="1B3F6E"/>
           <w:sz w:val="26"/>
         </w:rPr>
-        <w:t>5.5  Adding a new framework (e.g. MSP)</w:t>
+        <w:t>5.5  Adding a new framework</w:t>
       </w:r>
     </w:p>
     <w:p>
@@ -2197,7 +2519,7 @@
           <w:color w:val="1C2B3A"/>
           <w:sz w:val="22"/>
         </w:rPr>
-        <w:t xml:space="preserve">Produce a second </w:t>
+        <w:t xml:space="preserve">MSP and SAFe were both added this way — as data only. Produce a </w:t>
       </w:r>
       <w:r>
         <w:rPr>
@@ -2237,7 +2559,7 @@
           <w:color w:val="1C2B3A"/>
           <w:sz w:val="22"/>
         </w:rPr>
-        <w:t xml:space="preserve"> in the same shape as </w:t>
+        <w:t xml:space="preserve"> in the same shape as the others (a </w:t>
       </w:r>
       <w:r>
         <w:rPr>
@@ -2247,7 +2569,7 @@
           <w:color w:val="1B3F6E"/>
           <w:sz w:val="21"/>
         </w:rPr>
-        <w:t>prince2-7.json</w:t>
+        <w:t>framework.config</w:t>
       </w:r>
       <w:r>
         <w:rPr>
@@ -2257,7 +2579,7 @@
           <w:color w:val="1C2B3A"/>
           <w:sz w:val="22"/>
         </w:rPr>
-        <w:t xml:space="preserve"> (entities referenced by a </w:t>
+        <w:t xml:space="preserve"> block defining types/codes/lanes/phases; entities referenced by a </w:t>
       </w:r>
       <w:r>
         <w:rPr>
@@ -2277,7 +2599,137 @@
           <w:color w:val="1C2B3A"/>
           <w:sz w:val="22"/>
         </w:rPr>
-        <w:t xml:space="preserve"> key, relationships between them). Drop it in and reseed — no code change is required; it appears alongside PRINCE2.</w:t>
+        <w:t xml:space="preserve"> key; relationships between them). The MSP and SAFe seeds are generated by </w:t>
+      </w:r>
+      <w:r>
+        <w:rPr>
+          <w:rFonts w:ascii="Segoe UI" w:hAnsi="Segoe UI" w:cs="Segoe UI"/>
+          <w:b/>
+          <w:i w:val="0"/>
+          <w:color w:val="1C2B3A"/>
+          <w:sz w:val="22"/>
+        </w:rPr>
+        <w:t>inline builder scripts</w:t>
+      </w:r>
+      <w:r>
+        <w:rPr>
+          <w:rFonts w:ascii="Segoe UI" w:hAnsi="Segoe UI" w:cs="Segoe UI"/>
+          <w:b w:val="0"/>
+          <w:i w:val="0"/>
+          <w:color w:val="1C2B3A"/>
+          <w:sz w:val="22"/>
+        </w:rPr>
+        <w:t xml:space="preserve"> (no source spreadsheet):</w:t>
+      </w:r>
+    </w:p>
+    <w:tbl>
+      <w:tblPr>
+        <w:tblW w:type="auto" w:w="0"/>
+        <w:tblLook w:firstColumn="1" w:firstRow="1" w:lastColumn="0" w:lastRow="0" w:noHBand="0" w:noVBand="1" w:val="04A0"/>
+      </w:tblPr>
+      <w:tblGrid>
+        <w:gridCol w:w="9412"/>
+      </w:tblGrid>
+      <w:tr>
+        <w:tc>
+          <w:tcPr>
+            <w:tcW w:type="dxa" w:w="9412"/>
+            <w:shd w:val="clear" w:fill="F5F6F8"/>
+          </w:tcPr>
+          <w:p>
+            <w:pPr>
+              <w:spacing w:after="0"/>
+            </w:pPr>
+            <w:r>
+              <w:rPr>
+                <w:rFonts w:ascii="Consolas" w:hAnsi="Consolas" w:cs="Consolas"/>
+                <w:b w:val="0"/>
+                <w:i w:val="0"/>
+                <w:color w:val="1B3F6E"/>
+                <w:sz w:val="18"/>
+              </w:rPr>
+              <w:t>cd backend</w:t>
+            </w:r>
+          </w:p>
+          <w:p>
+            <w:pPr>
+              <w:spacing w:after="0"/>
+            </w:pPr>
+            <w:r>
+              <w:rPr>
+                <w:rFonts w:ascii="Consolas" w:hAnsi="Consolas" w:cs="Consolas"/>
+                <w:b w:val="0"/>
+                <w:i w:val="0"/>
+                <w:color w:val="1B3F6E"/>
+                <w:sz w:val="18"/>
+              </w:rPr>
+              <w:t>python -m scripts.build_msp     # regenerates seed_data/msp-5.json</w:t>
+            </w:r>
+          </w:p>
+          <w:p>
+            <w:pPr>
+              <w:spacing w:after="0"/>
+            </w:pPr>
+            <w:r>
+              <w:rPr>
+                <w:rFonts w:ascii="Consolas" w:hAnsi="Consolas" w:cs="Consolas"/>
+                <w:b w:val="0"/>
+                <w:i w:val="0"/>
+                <w:color w:val="1B3F6E"/>
+                <w:sz w:val="18"/>
+              </w:rPr>
+              <w:t>python -m scripts.build_safe    # regenerates seed_data/safe-essential.json</w:t>
+            </w:r>
+          </w:p>
+          <w:p>
+            <w:pPr>
+              <w:spacing w:after="0"/>
+            </w:pPr>
+            <w:r>
+              <w:rPr>
+                <w:rFonts w:ascii="Consolas" w:hAnsi="Consolas" w:cs="Consolas"/>
+                <w:b w:val="0"/>
+                <w:i w:val="0"/>
+                <w:color w:val="1B3F6E"/>
+                <w:sz w:val="18"/>
+              </w:rPr>
+              <w:t>python -m app.seed --force      # reload into the DB</w:t>
+            </w:r>
+          </w:p>
+        </w:tc>
+      </w:tr>
+    </w:tbl>
+    <w:p/>
+    <w:p>
+      <w:r>
+        <w:rPr>
+          <w:rFonts w:ascii="Segoe UI" w:hAnsi="Segoe UI" w:cs="Segoe UI"/>
+          <w:b w:val="0"/>
+          <w:i w:val="0"/>
+          <w:color w:val="1C2B3A"/>
+          <w:sz w:val="22"/>
+        </w:rPr>
+        <w:t xml:space="preserve">Drop the file in and reseed — </w:t>
+      </w:r>
+      <w:r>
+        <w:rPr>
+          <w:rFonts w:ascii="Segoe UI" w:hAnsi="Segoe UI" w:cs="Segoe UI"/>
+          <w:b/>
+          <w:i w:val="0"/>
+          <w:color w:val="1C2B3A"/>
+          <w:sz w:val="22"/>
+        </w:rPr>
+        <w:t>no code change is required</w:t>
+      </w:r>
+      <w:r>
+        <w:rPr>
+          <w:rFonts w:ascii="Segoe UI" w:hAnsi="Segoe UI" w:cs="Segoe UI"/>
+          <w:b w:val="0"/>
+          <w:i w:val="0"/>
+          <w:color w:val="1C2B3A"/>
+          <w:sz w:val="22"/>
+        </w:rPr>
+        <w:t>. Going live also needs a new Render service (§7.4).</w:t>
       </w:r>
     </w:p>
     <w:p>
@@ -2494,7 +2946,27 @@
           <w:color w:val="1C2B3A"/>
           <w:sz w:val="22"/>
         </w:rPr>
-        <w:t xml:space="preserve">): a Docker web service on the Starter plan in Oregon, health check </w:t>
+        <w:t xml:space="preserve">) that defines </w:t>
+      </w:r>
+      <w:r>
+        <w:rPr>
+          <w:rFonts w:ascii="Segoe UI" w:hAnsi="Segoe UI" w:cs="Segoe UI"/>
+          <w:b/>
+          <w:i w:val="0"/>
+          <w:color w:val="1C2B3A"/>
+          <w:sz w:val="22"/>
+        </w:rPr>
+        <w:t>one web service per framework</w:t>
+      </w:r>
+      <w:r>
+        <w:rPr>
+          <w:rFonts w:ascii="Segoe UI" w:hAnsi="Segoe UI" w:cs="Segoe UI"/>
+          <w:b w:val="0"/>
+          <w:i w:val="0"/>
+          <w:color w:val="1C2B3A"/>
+          <w:sz w:val="22"/>
+        </w:rPr>
+        <w:t xml:space="preserve"> from the same Docker image — each Starter plan, Oregon, health check </w:t>
       </w:r>
       <w:r>
         <w:rPr>
@@ -2554,7 +3026,67 @@
           <w:color w:val="1C2B3A"/>
           <w:sz w:val="22"/>
         </w:rPr>
-        <w:t>.</w:t>
+        <w:t xml:space="preserve"> — differing only in </w:t>
+      </w:r>
+      <w:r>
+        <w:rPr>
+          <w:rFonts w:ascii="Consolas" w:hAnsi="Consolas" w:cs="Consolas"/>
+          <w:b w:val="0"/>
+          <w:i w:val="0"/>
+          <w:color w:val="1B3F6E"/>
+          <w:sz w:val="21"/>
+        </w:rPr>
+        <w:t>FRAMEWORK_KEY</w:t>
+      </w:r>
+      <w:r>
+        <w:rPr>
+          <w:rFonts w:ascii="Segoe UI" w:hAnsi="Segoe UI" w:cs="Segoe UI"/>
+          <w:b w:val="0"/>
+          <w:i w:val="0"/>
+          <w:color w:val="1C2B3A"/>
+          <w:sz w:val="22"/>
+        </w:rPr>
+        <w:t xml:space="preserve"> and the </w:t>
+      </w:r>
+      <w:r>
+        <w:rPr>
+          <w:rFonts w:ascii="Consolas" w:hAnsi="Consolas" w:cs="Consolas"/>
+          <w:b w:val="0"/>
+          <w:i w:val="0"/>
+          <w:color w:val="1B3F6E"/>
+          <w:sz w:val="21"/>
+        </w:rPr>
+        <w:t>APP_BASE</w:t>
+      </w:r>
+      <w:r>
+        <w:rPr>
+          <w:rFonts w:ascii="Segoe UI" w:hAnsi="Segoe UI" w:cs="Segoe UI"/>
+          <w:b w:val="0"/>
+          <w:i w:val="0"/>
+          <w:color w:val="1C2B3A"/>
+          <w:sz w:val="22"/>
+        </w:rPr>
+        <w:t xml:space="preserve"> build arg. A separate repo, </w:t>
+      </w:r>
+      <w:r>
+        <w:rPr>
+          <w:rFonts w:ascii="Segoe UI" w:hAnsi="Segoe UI" w:cs="Segoe UI"/>
+          <w:b/>
+          <w:i w:val="0"/>
+          <w:color w:val="1C2B3A"/>
+          <w:sz w:val="22"/>
+        </w:rPr>
+        <w:t>apps-gateway</w:t>
+      </w:r>
+      <w:r>
+        <w:rPr>
+          <w:rFonts w:ascii="Segoe UI" w:hAnsi="Segoe UI" w:cs="Segoe UI"/>
+          <w:b w:val="0"/>
+          <w:i w:val="0"/>
+          <w:color w:val="1C2B3A"/>
+          <w:sz w:val="22"/>
+        </w:rPr>
+        <w:t>, is the front door (its own Render service) and auto-deploys the same way.</w:t>
       </w:r>
     </w:p>
     <w:p>
@@ -2592,7 +3124,7 @@
           <w:color w:val="1C2B3A"/>
           <w:sz w:val="22"/>
         </w:rPr>
-        <w:t>pushing to `main` redeploys production</w:t>
+        <w:t>pushing to `main` redeploys every framework service</w:t>
       </w:r>
       <w:r>
         <w:rPr>
@@ -2602,7 +3134,7 @@
           <w:color w:val="1C2B3A"/>
           <w:sz w:val="22"/>
         </w:rPr>
-        <w:t>:</w:t>
+        <w:t xml:space="preserve"> (they all build from the same repo). A data or code change therefore rolls out to prince2, msp and safe together:</w:t>
       </w:r>
     </w:p>
     <w:tbl>
@@ -2661,7 +3193,7 @@
                 <w:color w:val="1B3F6E"/>
                 <w:sz w:val="18"/>
               </w:rPr>
-              <w:t>git push origin main   # Render builds &amp; deploys</w:t>
+              <w:t>git push origin main   # Render rebuilds all services</w:t>
             </w:r>
           </w:p>
         </w:tc>
@@ -2677,7 +3209,7 @@
           <w:color w:val="1C2B3A"/>
           <w:sz w:val="22"/>
         </w:rPr>
-        <w:t>Watch the build in the Render dashboard (the service → Events / Logs). The database re-seeds on boot, so bundled-data changes go live automatically; in-app edits are lost.</w:t>
+        <w:t>Watch each build in the Render dashboard (the service → Events / Logs). The database re-seeds on boot, so bundled-data changes go live automatically; in-app edits are lost.</w:t>
       </w:r>
     </w:p>
     <w:p>
@@ -2705,7 +3237,7 @@
           <w:color w:val="1C2B3A"/>
           <w:sz w:val="22"/>
         </w:rPr>
-        <w:t xml:space="preserve">In the Render dashboard, open the service → </w:t>
+        <w:t xml:space="preserve">In the Render dashboard, open the affected service → </w:t>
       </w:r>
       <w:r>
         <w:rPr>
@@ -2770,6 +3302,299 @@
     </w:p>
     <w:p>
       <w:pPr>
+        <w:pStyle w:val="Heading2"/>
+        <w:spacing w:before="200" w:after="80"/>
+      </w:pPr>
+      <w:r>
+        <w:rPr>
+          <w:rFonts w:ascii="Segoe UI Semibold" w:hAnsi="Segoe UI Semibold" w:cs="Segoe UI Semibold"/>
+          <w:b/>
+          <w:i w:val="0"/>
+          <w:color w:val="1B3F6E"/>
+          <w:sz w:val="26"/>
+        </w:rPr>
+        <w:t>7.4  Adding a framework service</w:t>
+      </w:r>
+    </w:p>
+    <w:p>
+      <w:r>
+        <w:rPr>
+          <w:rFonts w:ascii="Segoe UI" w:hAnsi="Segoe UI" w:cs="Segoe UI"/>
+          <w:b w:val="0"/>
+          <w:i w:val="0"/>
+          <w:color w:val="1C2B3A"/>
+          <w:sz w:val="22"/>
+        </w:rPr>
+        <w:t xml:space="preserve">After the seed JSON exists (§5.5), add a service block to </w:t>
+      </w:r>
+      <w:r>
+        <w:rPr>
+          <w:rFonts w:ascii="Consolas" w:hAnsi="Consolas" w:cs="Consolas"/>
+          <w:b w:val="0"/>
+          <w:i w:val="0"/>
+          <w:color w:val="1B3F6E"/>
+          <w:sz w:val="21"/>
+        </w:rPr>
+        <w:t>render.yaml</w:t>
+      </w:r>
+      <w:r>
+        <w:rPr>
+          <w:rFonts w:ascii="Segoe UI" w:hAnsi="Segoe UI" w:cs="Segoe UI"/>
+          <w:b w:val="0"/>
+          <w:i w:val="0"/>
+          <w:color w:val="1C2B3A"/>
+          <w:sz w:val="22"/>
+        </w:rPr>
+        <w:t xml:space="preserve"> (copy an existing one; set </w:t>
+      </w:r>
+      <w:r>
+        <w:rPr>
+          <w:rFonts w:ascii="Consolas" w:hAnsi="Consolas" w:cs="Consolas"/>
+          <w:b w:val="0"/>
+          <w:i w:val="0"/>
+          <w:color w:val="1B3F6E"/>
+          <w:sz w:val="21"/>
+        </w:rPr>
+        <w:t>FRAMEWORK_KEY</w:t>
+      </w:r>
+      <w:r>
+        <w:rPr>
+          <w:rFonts w:ascii="Segoe UI" w:hAnsi="Segoe UI" w:cs="Segoe UI"/>
+          <w:b w:val="0"/>
+          <w:i w:val="0"/>
+          <w:color w:val="1C2B3A"/>
+          <w:sz w:val="22"/>
+        </w:rPr>
+        <w:t xml:space="preserve"> and </w:t>
+      </w:r>
+      <w:r>
+        <w:rPr>
+          <w:rFonts w:ascii="Consolas" w:hAnsi="Consolas" w:cs="Consolas"/>
+          <w:b w:val="0"/>
+          <w:i w:val="0"/>
+          <w:color w:val="1B3F6E"/>
+          <w:sz w:val="21"/>
+        </w:rPr>
+        <w:t>APP_BASE=/&lt;slug&gt;/</w:t>
+      </w:r>
+      <w:r>
+        <w:rPr>
+          <w:rFonts w:ascii="Segoe UI" w:hAnsi="Segoe UI" w:cs="Segoe UI"/>
+          <w:b w:val="0"/>
+          <w:i w:val="0"/>
+          <w:color w:val="1C2B3A"/>
+          <w:sz w:val="22"/>
+        </w:rPr>
+        <w:t xml:space="preserve">) and push. Then, in the Render dashboard, </w:t>
+      </w:r>
+      <w:r>
+        <w:rPr>
+          <w:rFonts w:ascii="Segoe UI" w:hAnsi="Segoe UI" w:cs="Segoe UI"/>
+          <w:b/>
+          <w:i w:val="0"/>
+          <w:color w:val="1C2B3A"/>
+          <w:sz w:val="22"/>
+        </w:rPr>
+        <w:t>sync the Blueprint</w:t>
+      </w:r>
+      <w:r>
+        <w:rPr>
+          <w:rFonts w:ascii="Segoe UI" w:hAnsi="Segoe UI" w:cs="Segoe UI"/>
+          <w:b w:val="0"/>
+          <w:i w:val="0"/>
+          <w:color w:val="1C2B3A"/>
+          <w:sz w:val="22"/>
+        </w:rPr>
+        <w:t xml:space="preserve"> to create the new service and set its </w:t>
+      </w:r>
+      <w:r>
+        <w:rPr>
+          <w:rFonts w:ascii="Segoe UI" w:hAnsi="Segoe UI" w:cs="Segoe UI"/>
+          <w:b/>
+          <w:i w:val="0"/>
+          <w:color w:val="1C2B3A"/>
+          <w:sz w:val="22"/>
+        </w:rPr>
+        <w:t>`ADMIN_PASSWORD`</w:t>
+      </w:r>
+      <w:r>
+        <w:rPr>
+          <w:rFonts w:ascii="Segoe UI" w:hAnsi="Segoe UI" w:cs="Segoe UI"/>
+          <w:b w:val="0"/>
+          <w:i w:val="0"/>
+          <w:color w:val="1C2B3A"/>
+          <w:sz w:val="22"/>
+        </w:rPr>
+        <w:t xml:space="preserve"> secret (it is </w:t>
+      </w:r>
+      <w:r>
+        <w:rPr>
+          <w:rFonts w:ascii="Consolas" w:hAnsi="Consolas" w:cs="Consolas"/>
+          <w:b w:val="0"/>
+          <w:i w:val="0"/>
+          <w:color w:val="1B3F6E"/>
+          <w:sz w:val="21"/>
+        </w:rPr>
+        <w:t>sync:false</w:t>
+      </w:r>
+      <w:r>
+        <w:rPr>
+          <w:rFonts w:ascii="Segoe UI" w:hAnsi="Segoe UI" w:cs="Segoe UI"/>
+          <w:b w:val="0"/>
+          <w:i w:val="0"/>
+          <w:color w:val="1C2B3A"/>
+          <w:sz w:val="22"/>
+        </w:rPr>
+        <w:t xml:space="preserve">, so it is not seeded automatically). Finally add the route to the front door: one line in </w:t>
+      </w:r>
+      <w:r>
+        <w:rPr>
+          <w:rFonts w:ascii="Consolas" w:hAnsi="Consolas" w:cs="Consolas"/>
+          <w:b w:val="0"/>
+          <w:i w:val="0"/>
+          <w:color w:val="1B3F6E"/>
+          <w:sz w:val="21"/>
+        </w:rPr>
+        <w:t>apps-gateway</w:t>
+      </w:r>
+      <w:r>
+        <w:rPr>
+          <w:rFonts w:ascii="Segoe UI" w:hAnsi="Segoe UI" w:cs="Segoe UI"/>
+          <w:b w:val="0"/>
+          <w:i w:val="0"/>
+          <w:color w:val="1C2B3A"/>
+          <w:sz w:val="22"/>
+        </w:rPr>
+        <w:t xml:space="preserve">'s </w:t>
+      </w:r>
+      <w:r>
+        <w:rPr>
+          <w:rFonts w:ascii="Consolas" w:hAnsi="Consolas" w:cs="Consolas"/>
+          <w:b w:val="0"/>
+          <w:i w:val="0"/>
+          <w:color w:val="1B3F6E"/>
+          <w:sz w:val="21"/>
+        </w:rPr>
+        <w:t>ORIGINS</w:t>
+      </w:r>
+      <w:r>
+        <w:rPr>
+          <w:rFonts w:ascii="Segoe UI" w:hAnsi="Segoe UI" w:cs="Segoe UI"/>
+          <w:b w:val="0"/>
+          <w:i w:val="0"/>
+          <w:color w:val="1C2B3A"/>
+          <w:sz w:val="22"/>
+        </w:rPr>
+        <w:t xml:space="preserve"> (slug → </w:t>
+      </w:r>
+      <w:r>
+        <w:rPr>
+          <w:rFonts w:ascii="Consolas" w:hAnsi="Consolas" w:cs="Consolas"/>
+          <w:b w:val="0"/>
+          <w:i w:val="0"/>
+          <w:color w:val="1B3F6E"/>
+          <w:sz w:val="21"/>
+        </w:rPr>
+        <w:t>&lt;service&gt;.onrender.com</w:t>
+      </w:r>
+      <w:r>
+        <w:rPr>
+          <w:rFonts w:ascii="Segoe UI" w:hAnsi="Segoe UI" w:cs="Segoe UI"/>
+          <w:b w:val="0"/>
+          <w:i w:val="0"/>
+          <w:color w:val="1C2B3A"/>
+          <w:sz w:val="22"/>
+        </w:rPr>
+        <w:t>) and a landing-page card, then push that repo.</w:t>
+      </w:r>
+    </w:p>
+    <w:tbl>
+      <w:tblPr>
+        <w:tblW w:type="auto" w:w="0"/>
+        <w:tblLook w:firstColumn="1" w:firstRow="1" w:lastColumn="0" w:lastRow="0" w:noHBand="0" w:noVBand="1" w:val="04A0"/>
+      </w:tblPr>
+      <w:tblGrid>
+        <w:gridCol w:w="9412"/>
+      </w:tblGrid>
+      <w:tr>
+        <w:tc>
+          <w:tcPr>
+            <w:tcW w:type="dxa" w:w="9412"/>
+            <w:shd w:val="clear" w:fill="EAF2FB"/>
+            <w:tcBorders>
+              <w:left w:val="single" w:sz="36" w:color="0B2545"/>
+            </w:tcBorders>
+          </w:tcPr>
+          <w:p>
+            <w:r>
+              <w:rPr>
+                <w:rFonts w:ascii="Segoe UI Semibold" w:hAnsi="Segoe UI Semibold" w:cs="Segoe UI Semibold"/>
+                <w:b/>
+                <w:i w:val="0"/>
+                <w:color w:val="0B2545"/>
+                <w:sz w:val="21"/>
+              </w:rPr>
+              <w:t>🔒  SAFe worked example (2 Aug 2026)</w:t>
+            </w:r>
+          </w:p>
+          <w:p>
+            <w:r>
+              <w:rPr>
+                <w:rFonts w:ascii="Segoe UI" w:hAnsi="Segoe UI" w:cs="Segoe UI"/>
+                <w:b w:val="0"/>
+                <w:i w:val="0"/>
+                <w:color w:val="1C2B3A"/>
+                <w:sz w:val="20"/>
+              </w:rPr>
+              <w:t xml:space="preserve">SAFe went live exactly this way: </w:t>
+            </w:r>
+            <w:r>
+              <w:rPr>
+                <w:rFonts w:ascii="Consolas" w:hAnsi="Consolas" w:cs="Consolas"/>
+                <w:b w:val="0"/>
+                <w:i w:val="0"/>
+                <w:color w:val="1B3F6E"/>
+                <w:sz w:val="19"/>
+              </w:rPr>
+              <w:t>safe-method-map</w:t>
+            </w:r>
+            <w:r>
+              <w:rPr>
+                <w:rFonts w:ascii="Segoe UI" w:hAnsi="Segoe UI" w:cs="Segoe UI"/>
+                <w:b w:val="0"/>
+                <w:i w:val="0"/>
+                <w:color w:val="1C2B3A"/>
+                <w:sz w:val="20"/>
+              </w:rPr>
+              <w:t xml:space="preserve"> service (FRAMEWORK_KEY=safe-essential, APP_BASE=/safe/) + a </w:t>
+            </w:r>
+            <w:r>
+              <w:rPr>
+                <w:rFonts w:ascii="Consolas" w:hAnsi="Consolas" w:cs="Consolas"/>
+                <w:b w:val="0"/>
+                <w:i w:val="0"/>
+                <w:color w:val="1B3F6E"/>
+                <w:sz w:val="19"/>
+              </w:rPr>
+              <w:t>/safe</w:t>
+            </w:r>
+            <w:r>
+              <w:rPr>
+                <w:rFonts w:ascii="Segoe UI" w:hAnsi="Segoe UI" w:cs="Segoe UI"/>
+                <w:b w:val="0"/>
+                <w:i w:val="0"/>
+                <w:color w:val="1C2B3A"/>
+                <w:sz w:val="20"/>
+              </w:rPr>
+              <w:t xml:space="preserve"> route in apps-gateway. The only manual steps were the Blueprint sync and setting ADMIN_PASSWORD.</w:t>
+            </w:r>
+          </w:p>
+        </w:tc>
+      </w:tr>
+    </w:tbl>
+    <w:p/>
+    <w:p>
+      <w:pPr>
         <w:pStyle w:val="Heading1"/>
         <w:spacing w:before="280" w:after="80"/>
       </w:pPr>
@@ -2781,7 +3606,7 @@
           <w:color w:val="0B2545"/>
           <w:sz w:val="32"/>
         </w:rPr>
-        <w:t>8.  Custom domain &amp; DNS</w:t>
+        <w:t>8.  Domain &amp; the front door</w:t>
       </w:r>
     </w:p>
     <w:p>
@@ -2793,7 +3618,7 @@
           <w:color w:val="1C2B3A"/>
           <w:sz w:val="22"/>
         </w:rPr>
-        <w:t xml:space="preserve">The custom domain </w:t>
+        <w:t xml:space="preserve">All frameworks are reached under one domain — </w:t>
       </w:r>
       <w:r>
         <w:rPr>
@@ -2803,7 +3628,7 @@
           <w:color w:val="1C2B3A"/>
           <w:sz w:val="22"/>
         </w:rPr>
-        <w:t>prince2.p3mai.com</w:t>
+        <w:t>apps.p3mai.com</w:t>
       </w:r>
       <w:r>
         <w:rPr>
@@ -2813,131 +3638,109 @@
           <w:color w:val="1C2B3A"/>
           <w:sz w:val="22"/>
         </w:rPr>
-        <w:t xml:space="preserve"> is registered against the service in Render. It goes live once this DNS record exists at the p3mai.com DNS provider:</w:t>
+        <w:t xml:space="preserve"> — via the </w:t>
+      </w:r>
+      <w:r>
+        <w:rPr>
+          <w:rFonts w:ascii="Consolas" w:hAnsi="Consolas" w:cs="Consolas"/>
+          <w:b w:val="0"/>
+          <w:i w:val="0"/>
+          <w:color w:val="1B3F6E"/>
+          <w:sz w:val="21"/>
+        </w:rPr>
+        <w:t>apps-gateway</w:t>
+      </w:r>
+      <w:r>
+        <w:rPr>
+          <w:rFonts w:ascii="Segoe UI" w:hAnsi="Segoe UI" w:cs="Segoe UI"/>
+          <w:b w:val="0"/>
+          <w:i w:val="0"/>
+          <w:color w:val="1C2B3A"/>
+          <w:sz w:val="22"/>
+        </w:rPr>
+        <w:t xml:space="preserve"> reverse proxy, which routes </w:t>
+      </w:r>
+      <w:r>
+        <w:rPr>
+          <w:rFonts w:ascii="Consolas" w:hAnsi="Consolas" w:cs="Consolas"/>
+          <w:b w:val="0"/>
+          <w:i w:val="0"/>
+          <w:color w:val="1B3F6E"/>
+          <w:sz w:val="21"/>
+        </w:rPr>
+        <w:t>/prince2</w:t>
+      </w:r>
+      <w:r>
+        <w:rPr>
+          <w:rFonts w:ascii="Segoe UI" w:hAnsi="Segoe UI" w:cs="Segoe UI"/>
+          <w:b w:val="0"/>
+          <w:i w:val="0"/>
+          <w:color w:val="1C2B3A"/>
+          <w:sz w:val="22"/>
+        </w:rPr>
+        <w:t xml:space="preserve">, </w:t>
+      </w:r>
+      <w:r>
+        <w:rPr>
+          <w:rFonts w:ascii="Consolas" w:hAnsi="Consolas" w:cs="Consolas"/>
+          <w:b w:val="0"/>
+          <w:i w:val="0"/>
+          <w:color w:val="1B3F6E"/>
+          <w:sz w:val="21"/>
+        </w:rPr>
+        <w:t>/msp</w:t>
+      </w:r>
+      <w:r>
+        <w:rPr>
+          <w:rFonts w:ascii="Segoe UI" w:hAnsi="Segoe UI" w:cs="Segoe UI"/>
+          <w:b w:val="0"/>
+          <w:i w:val="0"/>
+          <w:color w:val="1C2B3A"/>
+          <w:sz w:val="22"/>
+        </w:rPr>
+        <w:t xml:space="preserve"> and </w:t>
+      </w:r>
+      <w:r>
+        <w:rPr>
+          <w:rFonts w:ascii="Consolas" w:hAnsi="Consolas" w:cs="Consolas"/>
+          <w:b w:val="0"/>
+          <w:i w:val="0"/>
+          <w:color w:val="1B3F6E"/>
+          <w:sz w:val="21"/>
+        </w:rPr>
+        <w:t>/safe</w:t>
+      </w:r>
+      <w:r>
+        <w:rPr>
+          <w:rFonts w:ascii="Segoe UI" w:hAnsi="Segoe UI" w:cs="Segoe UI"/>
+          <w:b w:val="0"/>
+          <w:i w:val="0"/>
+          <w:color w:val="1C2B3A"/>
+          <w:sz w:val="22"/>
+        </w:rPr>
+        <w:t xml:space="preserve"> (and the PMO apps) to their services. Each service is also directly reachable at </w:t>
+      </w:r>
+      <w:r>
+        <w:rPr>
+          <w:rFonts w:ascii="Consolas" w:hAnsi="Consolas" w:cs="Consolas"/>
+          <w:b w:val="0"/>
+          <w:i w:val="0"/>
+          <w:color w:val="1B3F6E"/>
+          <w:sz w:val="21"/>
+        </w:rPr>
+        <w:t>&lt;service&gt;.onrender.com</w:t>
+      </w:r>
+      <w:r>
+        <w:rPr>
+          <w:rFonts w:ascii="Segoe UI" w:hAnsi="Segoe UI" w:cs="Segoe UI"/>
+          <w:b w:val="0"/>
+          <w:i w:val="0"/>
+          <w:color w:val="1C2B3A"/>
+          <w:sz w:val="22"/>
+        </w:rPr>
+        <w:t>. This front door replaced the earlier per-app subdomain approach (e.g. prince2.p3mai.com), so no new custom-domain slots are consumed per framework.</w:t>
       </w:r>
     </w:p>
-    <w:tbl>
-      <w:tblPr>
-        <w:tblStyle w:val="TableGrid"/>
-        <w:tblW w:type="auto" w:w="0"/>
-        <w:tblLook w:firstColumn="1" w:firstRow="1" w:lastColumn="0" w:lastRow="0" w:noHBand="0" w:noVBand="1" w:val="04A0"/>
-      </w:tblPr>
-      <w:tblGrid>
-        <w:gridCol w:w="3137"/>
-        <w:gridCol w:w="3137"/>
-        <w:gridCol w:w="3137"/>
-      </w:tblGrid>
-      <w:tr>
-        <w:tc>
-          <w:tcPr>
-            <w:tcW w:type="dxa" w:w="1417"/>
-            <w:shd w:val="clear" w:fill="0B2545"/>
-          </w:tcPr>
-          <w:p>
-            <w:r>
-              <w:rPr>
-                <w:rFonts w:ascii="Segoe UI Semibold" w:hAnsi="Segoe UI Semibold" w:cs="Segoe UI Semibold"/>
-                <w:b/>
-                <w:i w:val="0"/>
-                <w:color w:val="FFFFFF"/>
-                <w:sz w:val="20"/>
-              </w:rPr>
-              <w:t>Type</w:t>
-            </w:r>
-          </w:p>
-        </w:tc>
-        <w:tc>
-          <w:tcPr>
-            <w:tcW w:type="dxa" w:w="1701"/>
-            <w:shd w:val="clear" w:fill="0B2545"/>
-          </w:tcPr>
-          <w:p>
-            <w:r>
-              <w:rPr>
-                <w:rFonts w:ascii="Segoe UI Semibold" w:hAnsi="Segoe UI Semibold" w:cs="Segoe UI Semibold"/>
-                <w:b/>
-                <w:i w:val="0"/>
-                <w:color w:val="FFFFFF"/>
-                <w:sz w:val="20"/>
-              </w:rPr>
-              <w:t>Host</w:t>
-            </w:r>
-          </w:p>
-        </w:tc>
-        <w:tc>
-          <w:tcPr>
-            <w:tcW w:type="dxa" w:w="5669"/>
-            <w:shd w:val="clear" w:fill="0B2545"/>
-          </w:tcPr>
-          <w:p>
-            <w:r>
-              <w:rPr>
-                <w:rFonts w:ascii="Segoe UI Semibold" w:hAnsi="Segoe UI Semibold" w:cs="Segoe UI Semibold"/>
-                <w:b/>
-                <w:i w:val="0"/>
-                <w:color w:val="FFFFFF"/>
-                <w:sz w:val="20"/>
-              </w:rPr>
-              <w:t>Value</w:t>
-            </w:r>
-          </w:p>
-        </w:tc>
-      </w:tr>
-      <w:tr>
-        <w:tc>
-          <w:tcPr>
-            <w:tcW w:type="dxa" w:w="1417"/>
-          </w:tcPr>
-          <w:p>
-            <w:r>
-              <w:rPr>
-                <w:rFonts w:ascii="Segoe UI" w:hAnsi="Segoe UI" w:cs="Segoe UI"/>
-                <w:b w:val="0"/>
-                <w:i w:val="0"/>
-                <w:color w:val="1C2B3A"/>
-                <w:sz w:val="19"/>
-              </w:rPr>
-              <w:t>CNAME</w:t>
-            </w:r>
-          </w:p>
-        </w:tc>
-        <w:tc>
-          <w:tcPr>
-            <w:tcW w:type="dxa" w:w="1701"/>
-          </w:tcPr>
-          <w:p>
-            <w:r>
-              <w:rPr>
-                <w:rFonts w:ascii="Segoe UI" w:hAnsi="Segoe UI" w:cs="Segoe UI"/>
-                <w:b w:val="0"/>
-                <w:i w:val="0"/>
-                <w:color w:val="1C2B3A"/>
-                <w:sz w:val="19"/>
-              </w:rPr>
-              <w:t>prince2</w:t>
-            </w:r>
-          </w:p>
-        </w:tc>
-        <w:tc>
-          <w:tcPr>
-            <w:tcW w:type="dxa" w:w="5669"/>
-          </w:tcPr>
-          <w:p>
-            <w:r>
-              <w:rPr>
-                <w:rFonts w:ascii="Segoe UI" w:hAnsi="Segoe UI" w:cs="Segoe UI"/>
-                <w:b w:val="0"/>
-                <w:i w:val="0"/>
-                <w:color w:val="1C2B3A"/>
-                <w:sz w:val="19"/>
-              </w:rPr>
-              <w:t>method-map.onrender.com</w:t>
-            </w:r>
-          </w:p>
-        </w:tc>
-      </w:tr>
-    </w:tbl>
-    <w:p/>
     <w:p>
       <w:r>
         <w:rPr>
@@ -2947,7 +3750,87 @@
           <w:color w:val="1C2B3A"/>
           <w:sz w:val="22"/>
         </w:rPr>
-        <w:t>Render then auto-verifies and issues the TLS certificate. The workspace plan allows two custom domains, both in use (app.p3mai.com for the PMO app, prince2.p3mai.com for this).</w:t>
+        <w:t xml:space="preserve">Adding a framework to the front door is one line in </w:t>
+      </w:r>
+      <w:r>
+        <w:rPr>
+          <w:rFonts w:ascii="Consolas" w:hAnsi="Consolas" w:cs="Consolas"/>
+          <w:b w:val="0"/>
+          <w:i w:val="0"/>
+          <w:color w:val="1B3F6E"/>
+          <w:sz w:val="21"/>
+        </w:rPr>
+        <w:t>apps-gateway</w:t>
+      </w:r>
+      <w:r>
+        <w:rPr>
+          <w:rFonts w:ascii="Segoe UI" w:hAnsi="Segoe UI" w:cs="Segoe UI"/>
+          <w:b w:val="0"/>
+          <w:i w:val="0"/>
+          <w:color w:val="1C2B3A"/>
+          <w:sz w:val="22"/>
+        </w:rPr>
+        <w:t xml:space="preserve">'s </w:t>
+      </w:r>
+      <w:r>
+        <w:rPr>
+          <w:rFonts w:ascii="Consolas" w:hAnsi="Consolas" w:cs="Consolas"/>
+          <w:b w:val="0"/>
+          <w:i w:val="0"/>
+          <w:color w:val="1B3F6E"/>
+          <w:sz w:val="21"/>
+        </w:rPr>
+        <w:t>ORIGINS</w:t>
+      </w:r>
+      <w:r>
+        <w:rPr>
+          <w:rFonts w:ascii="Segoe UI" w:hAnsi="Segoe UI" w:cs="Segoe UI"/>
+          <w:b w:val="0"/>
+          <w:i w:val="0"/>
+          <w:color w:val="1C2B3A"/>
+          <w:sz w:val="22"/>
+        </w:rPr>
+        <w:t xml:space="preserve"> map (</w:t>
+      </w:r>
+      <w:r>
+        <w:rPr>
+          <w:rFonts w:ascii="Consolas" w:hAnsi="Consolas" w:cs="Consolas"/>
+          <w:b w:val="0"/>
+          <w:i w:val="0"/>
+          <w:color w:val="1B3F6E"/>
+          <w:sz w:val="21"/>
+        </w:rPr>
+        <w:t>&lt;slug&gt;</w:t>
+      </w:r>
+      <w:r>
+        <w:rPr>
+          <w:rFonts w:ascii="Segoe UI" w:hAnsi="Segoe UI" w:cs="Segoe UI"/>
+          <w:b w:val="0"/>
+          <w:i w:val="0"/>
+          <w:color w:val="1C2B3A"/>
+          <w:sz w:val="22"/>
+        </w:rPr>
+        <w:t xml:space="preserve"> → </w:t>
+      </w:r>
+      <w:r>
+        <w:rPr>
+          <w:rFonts w:ascii="Consolas" w:hAnsi="Consolas" w:cs="Consolas"/>
+          <w:b w:val="0"/>
+          <w:i w:val="0"/>
+          <w:color w:val="1B3F6E"/>
+          <w:sz w:val="21"/>
+        </w:rPr>
+        <w:t>&lt;service&gt;.onrender.com</w:t>
+      </w:r>
+      <w:r>
+        <w:rPr>
+          <w:rFonts w:ascii="Segoe UI" w:hAnsi="Segoe UI" w:cs="Segoe UI"/>
+          <w:b w:val="0"/>
+          <w:i w:val="0"/>
+          <w:color w:val="1C2B3A"/>
+          <w:sz w:val="22"/>
+        </w:rPr>
+        <w:t>) plus a landing-page card — then push (it auto-deploys).</w:t>
       </w:r>
     </w:p>
     <w:p>
@@ -2975,7 +3858,7 @@
           <w:color w:val="1C2B3A"/>
           <w:sz w:val="22"/>
         </w:rPr>
-        <w:t xml:space="preserve">The P3MAI website's Services page (Project Management card) has a </w:t>
+        <w:t xml:space="preserve">The P3MAI website's Services page links to the maps: a </w:t>
       </w:r>
       <w:r>
         <w:rPr>
@@ -2995,7 +3878,47 @@
           <w:color w:val="1C2B3A"/>
           <w:sz w:val="22"/>
         </w:rPr>
-        <w:t xml:space="preserve"> button. It is env-aware in the site's </w:t>
+        <w:t xml:space="preserve"> and a </w:t>
+      </w:r>
+      <w:r>
+        <w:rPr>
+          <w:rFonts w:ascii="Segoe UI" w:hAnsi="Segoe UI" w:cs="Segoe UI"/>
+          <w:b/>
+          <w:i w:val="0"/>
+          <w:color w:val="1C2B3A"/>
+          <w:sz w:val="22"/>
+        </w:rPr>
+        <w:t>SAFe Method Map</w:t>
+      </w:r>
+      <w:r>
+        <w:rPr>
+          <w:rFonts w:ascii="Segoe UI" w:hAnsi="Segoe UI" w:cs="Segoe UI"/>
+          <w:b w:val="0"/>
+          <w:i w:val="0"/>
+          <w:color w:val="1C2B3A"/>
+          <w:sz w:val="22"/>
+        </w:rPr>
+        <w:t xml:space="preserve"> button on the Project Management card, and an </w:t>
+      </w:r>
+      <w:r>
+        <w:rPr>
+          <w:rFonts w:ascii="Segoe UI" w:hAnsi="Segoe UI" w:cs="Segoe UI"/>
+          <w:b/>
+          <w:i w:val="0"/>
+          <w:color w:val="1C2B3A"/>
+          <w:sz w:val="22"/>
+        </w:rPr>
+        <w:t>MSP Method Map</w:t>
+      </w:r>
+      <w:r>
+        <w:rPr>
+          <w:rFonts w:ascii="Segoe UI" w:hAnsi="Segoe UI" w:cs="Segoe UI"/>
+          <w:b w:val="0"/>
+          <w:i w:val="0"/>
+          <w:color w:val="1C2B3A"/>
+          <w:sz w:val="22"/>
+        </w:rPr>
+        <w:t xml:space="preserve"> button on the Programme Management card. Each is env-aware in the site's </w:t>
       </w:r>
       <w:r>
         <w:rPr>
@@ -3015,7 +3938,7 @@
           <w:color w:val="1C2B3A"/>
           <w:sz w:val="22"/>
         </w:rPr>
-        <w:t xml:space="preserve">: </w:t>
+        <w:t xml:space="preserve">: a </w:t>
       </w:r>
       <w:r>
         <w:rPr>
@@ -3025,7 +3948,7 @@
           <w:color w:val="1B3F6E"/>
           <w:sz w:val="21"/>
         </w:rPr>
-        <w:t>localhost:5175</w:t>
+        <w:t>localhost:&lt;port&gt;</w:t>
       </w:r>
       <w:r>
         <w:rPr>
@@ -3035,7 +3958,47 @@
           <w:color w:val="1C2B3A"/>
           <w:sz w:val="22"/>
         </w:rPr>
-        <w:t xml:space="preserve"> in local dev, the live app in production. When the custom domain is live, change the production swap target in </w:t>
+        <w:t xml:space="preserve"> sentinel in local dev, rewritten to the front-door URL (</w:t>
+      </w:r>
+      <w:r>
+        <w:rPr>
+          <w:rFonts w:ascii="Consolas" w:hAnsi="Consolas" w:cs="Consolas"/>
+          <w:b w:val="0"/>
+          <w:i w:val="0"/>
+          <w:color w:val="1B3F6E"/>
+          <w:sz w:val="21"/>
+        </w:rPr>
+        <w:t>apps.p3mai.com/&lt;slug&gt;</w:t>
+      </w:r>
+      <w:r>
+        <w:rPr>
+          <w:rFonts w:ascii="Segoe UI" w:hAnsi="Segoe UI" w:cs="Segoe UI"/>
+          <w:b w:val="0"/>
+          <w:i w:val="0"/>
+          <w:color w:val="1C2B3A"/>
+          <w:sz w:val="22"/>
+        </w:rPr>
+        <w:t xml:space="preserve">) in production. The site is on Rise hosting (not auto-deployed from GitHub), so publishing a button means uploading </w:t>
+      </w:r>
+      <w:r>
+        <w:rPr>
+          <w:rFonts w:ascii="Consolas" w:hAnsi="Consolas" w:cs="Consolas"/>
+          <w:b w:val="0"/>
+          <w:i w:val="0"/>
+          <w:color w:val="1B3F6E"/>
+          <w:sz w:val="21"/>
+        </w:rPr>
+        <w:t>services.html</w:t>
+      </w:r>
+      <w:r>
+        <w:rPr>
+          <w:rFonts w:ascii="Segoe UI" w:hAnsi="Segoe UI" w:cs="Segoe UI"/>
+          <w:b w:val="0"/>
+          <w:i w:val="0"/>
+          <w:color w:val="1C2B3A"/>
+          <w:sz w:val="22"/>
+        </w:rPr>
+        <w:t xml:space="preserve"> + </w:t>
       </w:r>
       <w:r>
         <w:rPr>
@@ -3055,7 +4018,7 @@
           <w:color w:val="1C2B3A"/>
           <w:sz w:val="22"/>
         </w:rPr>
-        <w:t xml:space="preserve"> from </w:t>
+        <w:t xml:space="preserve"> to Rise; bump the </w:t>
       </w:r>
       <w:r>
         <w:rPr>
@@ -3065,7 +4028,7 @@
           <w:color w:val="1B3F6E"/>
           <w:sz w:val="21"/>
         </w:rPr>
-        <w:t>method-map.onrender.com</w:t>
+        <w:t>script.js?v=</w:t>
       </w:r>
       <w:r>
         <w:rPr>
@@ -3075,27 +4038,7 @@
           <w:color w:val="1C2B3A"/>
           <w:sz w:val="22"/>
         </w:rPr>
-        <w:t xml:space="preserve"> to </w:t>
-      </w:r>
-      <w:r>
-        <w:rPr>
-          <w:rFonts w:ascii="Consolas" w:hAnsi="Consolas" w:cs="Consolas"/>
-          <w:b w:val="0"/>
-          <w:i w:val="0"/>
-          <w:color w:val="1B3F6E"/>
-          <w:sz w:val="21"/>
-        </w:rPr>
-        <w:t>prince2.p3mai.com</w:t>
-      </w:r>
-      <w:r>
-        <w:rPr>
-          <w:rFonts w:ascii="Segoe UI" w:hAnsi="Segoe UI" w:cs="Segoe UI"/>
-          <w:b w:val="0"/>
-          <w:i w:val="0"/>
-          <w:color w:val="1C2B3A"/>
-          <w:sz w:val="22"/>
-        </w:rPr>
-        <w:t>.</w:t>
+        <w:t xml:space="preserve"> query to bust Rise's edge cache.</w:t>
       </w:r>
     </w:p>
     <w:tbl>
@@ -3146,7 +4089,7 @@
                 <w:color w:val="1B3F6E"/>
                 <w:sz w:val="19"/>
               </w:rPr>
-              <w:t>localhost:5175</w:t>
+              <w:t>localhost:&lt;port&gt;</w:t>
             </w:r>
             <w:r>
               <w:rPr>
@@ -4211,7 +5154,7 @@
           <w:color w:val="1B3F6E"/>
           <w:sz w:val="26"/>
         </w:rPr>
-        <w:t>14.4  Go live on the custom domain</w:t>
+        <w:t>14.4  Bring a new framework online</w:t>
       </w:r>
     </w:p>
     <w:p>
@@ -4223,7 +5166,107 @@
           <w:color w:val="1C2B3A"/>
           <w:sz w:val="22"/>
         </w:rPr>
-        <w:t>Add the CNAME (§8), wait for Render to verify + issue TLS, confirm https://prince2.p3mai.com loads, then update the website link's swap target (§9) and publish the site.</w:t>
+        <w:t xml:space="preserve">Build the seed (§5.5) and commit it; add the </w:t>
+      </w:r>
+      <w:r>
+        <w:rPr>
+          <w:rFonts w:ascii="Consolas" w:hAnsi="Consolas" w:cs="Consolas"/>
+          <w:b w:val="0"/>
+          <w:i w:val="0"/>
+          <w:color w:val="1B3F6E"/>
+          <w:sz w:val="21"/>
+        </w:rPr>
+        <w:t>render.yaml</w:t>
+      </w:r>
+      <w:r>
+        <w:rPr>
+          <w:rFonts w:ascii="Segoe UI" w:hAnsi="Segoe UI" w:cs="Segoe UI"/>
+          <w:b w:val="0"/>
+          <w:i w:val="0"/>
+          <w:color w:val="1C2B3A"/>
+          <w:sz w:val="22"/>
+        </w:rPr>
+        <w:t xml:space="preserve"> service and push; </w:t>
+      </w:r>
+      <w:r>
+        <w:rPr>
+          <w:rFonts w:ascii="Segoe UI" w:hAnsi="Segoe UI" w:cs="Segoe UI"/>
+          <w:b/>
+          <w:i w:val="0"/>
+          <w:color w:val="1C2B3A"/>
+          <w:sz w:val="22"/>
+        </w:rPr>
+        <w:t>sync the Blueprint</w:t>
+      </w:r>
+      <w:r>
+        <w:rPr>
+          <w:rFonts w:ascii="Segoe UI" w:hAnsi="Segoe UI" w:cs="Segoe UI"/>
+          <w:b w:val="0"/>
+          <w:i w:val="0"/>
+          <w:color w:val="1C2B3A"/>
+          <w:sz w:val="22"/>
+        </w:rPr>
+        <w:t xml:space="preserve"> in Render and set the new service's </w:t>
+      </w:r>
+      <w:r>
+        <w:rPr>
+          <w:rFonts w:ascii="Consolas" w:hAnsi="Consolas" w:cs="Consolas"/>
+          <w:b w:val="0"/>
+          <w:i w:val="0"/>
+          <w:color w:val="1B3F6E"/>
+          <w:sz w:val="21"/>
+        </w:rPr>
+        <w:t>ADMIN_PASSWORD</w:t>
+      </w:r>
+      <w:r>
+        <w:rPr>
+          <w:rFonts w:ascii="Segoe UI" w:hAnsi="Segoe UI" w:cs="Segoe UI"/>
+          <w:b w:val="0"/>
+          <w:i w:val="0"/>
+          <w:color w:val="1C2B3A"/>
+          <w:sz w:val="22"/>
+        </w:rPr>
+        <w:t xml:space="preserve">; add the </w:t>
+      </w:r>
+      <w:r>
+        <w:rPr>
+          <w:rFonts w:ascii="Consolas" w:hAnsi="Consolas" w:cs="Consolas"/>
+          <w:b w:val="0"/>
+          <w:i w:val="0"/>
+          <w:color w:val="1B3F6E"/>
+          <w:sz w:val="21"/>
+        </w:rPr>
+        <w:t>apps-gateway</w:t>
+      </w:r>
+      <w:r>
+        <w:rPr>
+          <w:rFonts w:ascii="Segoe UI" w:hAnsi="Segoe UI" w:cs="Segoe UI"/>
+          <w:b w:val="0"/>
+          <w:i w:val="0"/>
+          <w:color w:val="1C2B3A"/>
+          <w:sz w:val="22"/>
+        </w:rPr>
+        <w:t xml:space="preserve"> route and push; confirm </w:t>
+      </w:r>
+      <w:r>
+        <w:rPr>
+          <w:rFonts w:ascii="Consolas" w:hAnsi="Consolas" w:cs="Consolas"/>
+          <w:b w:val="0"/>
+          <w:i w:val="0"/>
+          <w:color w:val="1B3F6E"/>
+          <w:sz w:val="21"/>
+        </w:rPr>
+        <w:t>apps.p3mai.com/&lt;slug&gt;/api/health</w:t>
+      </w:r>
+      <w:r>
+        <w:rPr>
+          <w:rFonts w:ascii="Segoe UI" w:hAnsi="Segoe UI" w:cs="Segoe UI"/>
+          <w:b w:val="0"/>
+          <w:i w:val="0"/>
+          <w:color w:val="1C2B3A"/>
+          <w:sz w:val="22"/>
+        </w:rPr>
+        <w:t xml:space="preserve"> is OK; add the website button (§9) and publish to Rise.</w:t>
       </w:r>
     </w:p>
     <w:p>
@@ -4481,7 +5524,7 @@
         <w:sz w:val="16"/>
       </w:rPr>
       <w:tab/>
-      <w:t>v1.0</w:t>
+      <w:t>v1.1</w:t>
       <w:tab/>
     </w:r>
     <w:r>

--- a/docs/03_Operation_Manual.docx
+++ b/docs/03_Operation_Manual.docx
@@ -165,7 +165,7 @@
                 <w:color w:val="1C2B3A"/>
                 <w:sz w:val="22"/>
               </w:rPr>
-              <w:t>v1.1</w:t>
+              <w:t>v1.2</w:t>
             </w:r>
           </w:p>
         </w:tc>
@@ -309,7 +309,7 @@
                 <w:color w:val="1C2B3A"/>
                 <w:sz w:val="22"/>
               </w:rPr>
-              <w:t>P3MAI Method Map (PRINCE2 7 · MSP 5th ed · SAFe 6.0 Essential)</w:t>
+              <w:t>P3MAI Method Map (PRINCE2 7 · MSP 5th ed · SAFe 6.0 Essential · PMBOK 6th ed)</w:t>
             </w:r>
           </w:p>
         </w:tc>
@@ -558,6 +558,76 @@
                 <w:sz w:val="20"/>
               </w:rPr>
               <w:t>Multi-framework update: MSP and SAFe services; one-service-per-framework Blueprint; FRAMEWORK_KEY seeding; front-door (apps-gateway) routing; runbook for adding a framework deployment.</w:t>
+            </w:r>
+          </w:p>
+        </w:tc>
+      </w:tr>
+      <w:tr>
+        <w:tc>
+          <w:tcPr>
+            <w:tcW w:type="dxa" w:w="2353"/>
+          </w:tcPr>
+          <w:p>
+            <w:r>
+              <w:rPr>
+                <w:rFonts w:ascii="Segoe UI" w:hAnsi="Segoe UI" w:cs="Segoe UI"/>
+                <w:b w:val="0"/>
+                <w:i w:val="0"/>
+                <w:color w:val="1C2B3A"/>
+                <w:sz w:val="20"/>
+              </w:rPr>
+              <w:t>v1.2</w:t>
+            </w:r>
+          </w:p>
+        </w:tc>
+        <w:tc>
+          <w:tcPr>
+            <w:tcW w:type="dxa" w:w="2353"/>
+          </w:tcPr>
+          <w:p>
+            <w:r>
+              <w:rPr>
+                <w:rFonts w:ascii="Segoe UI" w:hAnsi="Segoe UI" w:cs="Segoe UI"/>
+                <w:b w:val="0"/>
+                <w:i w:val="0"/>
+                <w:color w:val="1C2B3A"/>
+                <w:sz w:val="20"/>
+              </w:rPr>
+              <w:t>2026-08-02</w:t>
+            </w:r>
+          </w:p>
+        </w:tc>
+        <w:tc>
+          <w:tcPr>
+            <w:tcW w:type="dxa" w:w="2353"/>
+          </w:tcPr>
+          <w:p>
+            <w:r>
+              <w:rPr>
+                <w:rFonts w:ascii="Segoe UI" w:hAnsi="Segoe UI" w:cs="Segoe UI"/>
+                <w:b w:val="0"/>
+                <w:i w:val="0"/>
+                <w:color w:val="1C2B3A"/>
+                <w:sz w:val="20"/>
+              </w:rPr>
+              <w:t>Douglas Colvin</w:t>
+            </w:r>
+          </w:p>
+        </w:tc>
+        <w:tc>
+          <w:tcPr>
+            <w:tcW w:type="dxa" w:w="2353"/>
+          </w:tcPr>
+          <w:p>
+            <w:r>
+              <w:rPr>
+                <w:rFonts w:ascii="Segoe UI" w:hAnsi="Segoe UI" w:cs="Segoe UI"/>
+                <w:b w:val="0"/>
+                <w:i w:val="0"/>
+                <w:color w:val="1C2B3A"/>
+                <w:sz w:val="20"/>
+              </w:rPr>
+              <w:t>Fourth framework: PMBOK 6th ed (pmbok-method-map service, /pmbok route, build_pmbok.py).</w:t>
             </w:r>
           </w:p>
         </w:tc>
@@ -901,7 +971,7 @@
                 <w:color w:val="1C2B3A"/>
                 <w:sz w:val="19"/>
               </w:rPr>
-              <w:t>prince2-7 → method-map · msp-5 → msp-method-map · safe-essential → safe-method-map</w:t>
+              <w:t>prince2-7 → method-map · msp-5 → msp-method-map · safe-essential → safe-method-map · pmbok-6 → pmbok-method-map</w:t>
             </w:r>
           </w:p>
         </w:tc>
@@ -937,7 +1007,7 @@
                 <w:color w:val="1C2B3A"/>
                 <w:sz w:val="19"/>
               </w:rPr>
-              <w:t>apps.p3mai.com/prince2 · /msp · /safe (each also &lt;service&gt;.onrender.com)</w:t>
+              <w:t>apps.p3mai.com/prince2 · /msp · /safe · /pmbok (each also &lt;service&gt;.onrender.com)</w:t>
             </w:r>
           </w:p>
         </w:tc>
@@ -1239,7 +1309,7 @@
                 <w:color w:val="1C2B3A"/>
                 <w:sz w:val="19"/>
               </w:rPr>
-              <w:t>Which framework this deployment seeds + serves (prince2-7 / msp-5 / safe-essential). Unset = seed all (local dev).</w:t>
+              <w:t>Which framework this deployment seeds + serves (prince2-7 / msp-5 / safe-essential / pmbok-6). Unset = seed all (local dev).</w:t>
             </w:r>
           </w:p>
         </w:tc>
@@ -2086,6 +2156,26 @@
           <w:color w:val="1C2B3A"/>
           <w:sz w:val="22"/>
         </w:rPr>
+        <w:t xml:space="preserve">, </w:t>
+      </w:r>
+      <w:r>
+        <w:rPr>
+          <w:rFonts w:ascii="Consolas" w:hAnsi="Consolas" w:cs="Consolas"/>
+          <w:b w:val="0"/>
+          <w:i w:val="0"/>
+          <w:color w:val="1B3F6E"/>
+          <w:sz w:val="21"/>
+        </w:rPr>
+        <w:t>safe-essential.json</w:t>
+      </w:r>
+      <w:r>
+        <w:rPr>
+          <w:rFonts w:ascii="Segoe UI" w:hAnsi="Segoe UI" w:cs="Segoe UI"/>
+          <w:b w:val="0"/>
+          <w:i w:val="0"/>
+          <w:color w:val="1C2B3A"/>
+          <w:sz w:val="22"/>
+        </w:rPr>
         <w:t xml:space="preserve"> and </w:t>
       </w:r>
       <w:r>
@@ -2096,7 +2186,7 @@
           <w:color w:val="1B3F6E"/>
           <w:sz w:val="21"/>
         </w:rPr>
-        <w:t>safe-essential.json</w:t>
+        <w:t>pmbok-6.json</w:t>
       </w:r>
       <w:r>
         <w:rPr>
@@ -2679,6 +2769,21 @@
                 <w:sz w:val="18"/>
               </w:rPr>
               <w:t>python -m scripts.build_safe    # regenerates seed_data/safe-essential.json</w:t>
+            </w:r>
+          </w:p>
+          <w:p>
+            <w:pPr>
+              <w:spacing w:after="0"/>
+            </w:pPr>
+            <w:r>
+              <w:rPr>
+                <w:rFonts w:ascii="Consolas" w:hAnsi="Consolas" w:cs="Consolas"/>
+                <w:b w:val="0"/>
+                <w:i w:val="0"/>
+                <w:color w:val="1B3F6E"/>
+                <w:sz w:val="18"/>
+              </w:rPr>
+              <w:t>python -m scripts.build_pmbok   # regenerates seed_data/pmbok-6.json</w:t>
             </w:r>
           </w:p>
           <w:p>
@@ -3534,7 +3639,7 @@
                 <w:color w:val="0B2545"/>
                 <w:sz w:val="21"/>
               </w:rPr>
-              <w:t>🔒  SAFe worked example (2 Aug 2026)</w:t>
+              <w:t>🔒  SAFe &amp; PMBOK worked examples (2 Aug 2026)</w:t>
             </w:r>
           </w:p>
           <w:p>
@@ -3546,7 +3651,7 @@
                 <w:color w:val="1C2B3A"/>
                 <w:sz w:val="20"/>
               </w:rPr>
-              <w:t xml:space="preserve">SAFe went live exactly this way: </w:t>
+              <w:t xml:space="preserve">SAFe then PMBOK each went live exactly this way — e.g. </w:t>
             </w:r>
             <w:r>
               <w:rPr>
@@ -3556,7 +3661,7 @@
                 <w:color w:val="1B3F6E"/>
                 <w:sz w:val="19"/>
               </w:rPr>
-              <w:t>safe-method-map</w:t>
+              <w:t>pmbok-method-map</w:t>
             </w:r>
             <w:r>
               <w:rPr>
@@ -3566,7 +3671,7 @@
                 <w:color w:val="1C2B3A"/>
                 <w:sz w:val="20"/>
               </w:rPr>
-              <w:t xml:space="preserve"> service (FRAMEWORK_KEY=safe-essential, APP_BASE=/safe/) + a </w:t>
+              <w:t xml:space="preserve"> (FRAMEWORK_KEY=pmbok-6, APP_BASE=/pmbok/) + a </w:t>
             </w:r>
             <w:r>
               <w:rPr>
@@ -3576,7 +3681,7 @@
                 <w:color w:val="1B3F6E"/>
                 <w:sz w:val="19"/>
               </w:rPr>
-              <w:t>/safe</w:t>
+              <w:t>/pmbok</w:t>
             </w:r>
             <w:r>
               <w:rPr>
@@ -5524,7 +5629,7 @@
         <w:sz w:val="16"/>
       </w:rPr>
       <w:tab/>
-      <w:t>v1.1</w:t>
+      <w:t>v1.2</w:t>
       <w:tab/>
     </w:r>
     <w:r>

--- a/docs/03_Operation_Manual.docx
+++ b/docs/03_Operation_Manual.docx
@@ -165,7 +165,7 @@
                 <w:color w:val="1C2B3A"/>
                 <w:sz w:val="22"/>
               </w:rPr>
-              <w:t>v1.2</w:t>
+              <w:t>v1.3</w:t>
             </w:r>
           </w:p>
         </w:tc>
@@ -201,7 +201,7 @@
                 <w:color w:val="1C2B3A"/>
                 <w:sz w:val="22"/>
               </w:rPr>
-              <w:t>2 August 2026</w:t>
+              <w:t>6 August 2026</w:t>
             </w:r>
           </w:p>
         </w:tc>
@@ -628,6 +628,76 @@
                 <w:sz w:val="20"/>
               </w:rPr>
               <w:t>Fourth framework: PMBOK 6th ed (pmbok-method-map service, /pmbok route, build_pmbok.py).</w:t>
+            </w:r>
+          </w:p>
+        </w:tc>
+      </w:tr>
+      <w:tr>
+        <w:tc>
+          <w:tcPr>
+            <w:tcW w:type="dxa" w:w="2353"/>
+          </w:tcPr>
+          <w:p>
+            <w:r>
+              <w:rPr>
+                <w:rFonts w:ascii="Segoe UI" w:hAnsi="Segoe UI" w:cs="Segoe UI"/>
+                <w:b w:val="0"/>
+                <w:i w:val="0"/>
+                <w:color w:val="1C2B3A"/>
+                <w:sz w:val="20"/>
+              </w:rPr>
+              <w:t>v1.3</w:t>
+            </w:r>
+          </w:p>
+        </w:tc>
+        <w:tc>
+          <w:tcPr>
+            <w:tcW w:type="dxa" w:w="2353"/>
+          </w:tcPr>
+          <w:p>
+            <w:r>
+              <w:rPr>
+                <w:rFonts w:ascii="Segoe UI" w:hAnsi="Segoe UI" w:cs="Segoe UI"/>
+                <w:b w:val="0"/>
+                <w:i w:val="0"/>
+                <w:color w:val="1C2B3A"/>
+                <w:sz w:val="20"/>
+              </w:rPr>
+              <w:t>2026-08-06</w:t>
+            </w:r>
+          </w:p>
+        </w:tc>
+        <w:tc>
+          <w:tcPr>
+            <w:tcW w:type="dxa" w:w="2353"/>
+          </w:tcPr>
+          <w:p>
+            <w:r>
+              <w:rPr>
+                <w:rFonts w:ascii="Segoe UI" w:hAnsi="Segoe UI" w:cs="Segoe UI"/>
+                <w:b w:val="0"/>
+                <w:i w:val="0"/>
+                <w:color w:val="1C2B3A"/>
+                <w:sz w:val="20"/>
+              </w:rPr>
+              <w:t>Douglas Colvin</w:t>
+            </w:r>
+          </w:p>
+        </w:tc>
+        <w:tc>
+          <w:tcPr>
+            <w:tcW w:type="dxa" w:w="2353"/>
+          </w:tcPr>
+          <w:p>
+            <w:r>
+              <w:rPr>
+                <w:rFonts w:ascii="Segoe UI" w:hAnsi="Segoe UI" w:cs="Segoe UI"/>
+                <w:b w:val="0"/>
+                <w:i w:val="0"/>
+                <w:color w:val="1C2B3A"/>
+                <w:sz w:val="20"/>
+              </w:rPr>
+              <w:t>Fail-closed admin auth (SEC-05): no default password, unset = read-only; per-service passwords still to be set (SEC-07). CI + Dependabot (ENG-01/SEC-03); optional Sentry (ENG-05, activates on SENTRY_DSN).</w:t>
             </w:r>
           </w:p>
         </w:tc>
@@ -1401,7 +1471,7 @@
                 <w:color w:val="1C2B3A"/>
                 <w:sz w:val="19"/>
               </w:rPr>
-              <w:t>change-me</w:t>
+              <w:t>(no default — fail-closed)</w:t>
             </w:r>
           </w:p>
         </w:tc>
@@ -1418,7 +1488,7 @@
                 <w:color w:val="1C2B3A"/>
                 <w:sz w:val="19"/>
               </w:rPr>
-              <w:t>Unlocks authoring mode. CHANGE for any real deployment; set per-service.</w:t>
+              <w:t>Unlocks authoring mode. Unset = service is read-only; set a distinct generated secret per service (SEC-07).</w:t>
             </w:r>
           </w:p>
         </w:tc>
@@ -5629,7 +5699,7 @@
         <w:sz w:val="16"/>
       </w:rPr>
       <w:tab/>
-      <w:t>v1.2</w:t>
+      <w:t>v1.3</w:t>
       <w:tab/>
     </w:r>
     <w:r>
